--- a/Lab05Report.docx
+++ b/Lab05Report.docx
@@ -138,25 +138,7 @@
           <w:sz w:val="24"/>
           <w:szCs w:val="24"/>
         </w:rPr>
-        <w:t>Spring</w:t>
-      </w:r>
-      <w:r>
-        <w:rPr>
-          <w:rFonts w:ascii="Times New Roman" w:eastAsia="Times New Roman" w:hAnsi="Times New Roman"/>
-          <w:color w:val="000000"/>
-          <w:sz w:val="24"/>
-          <w:szCs w:val="24"/>
-        </w:rPr>
-        <w:t xml:space="preserve"> 202</w:t>
-      </w:r>
-      <w:r>
-        <w:rPr>
-          <w:rFonts w:ascii="Times New Roman" w:eastAsia="Times New Roman" w:hAnsi="Times New Roman"/>
-          <w:color w:val="000000"/>
-          <w:sz w:val="24"/>
-          <w:szCs w:val="24"/>
-        </w:rPr>
-        <w:t>5</w:t>
+        <w:t>Spring 2026</w:t>
       </w:r>
     </w:p>
     <w:p>
@@ -261,9 +243,8 @@
           <w:sz w:val="24"/>
           <w:szCs w:val="24"/>
         </w:rPr>
-        <w:t xml:space="preserve">I have updated my PRD at the end of this lab report to </w:t>
-      </w:r>
-      <w:proofErr w:type="gramStart"/>
+        <w:t xml:space="preserve">I have updated my PRD at the end of this lab report to reflect </w:t>
+      </w:r>
       <w:r>
         <w:rPr>
           <w:rFonts w:ascii="Times New Roman" w:eastAsia="Times New Roman" w:hAnsi="Times New Roman"/>
@@ -271,9 +252,8 @@
           <w:sz w:val="24"/>
           <w:szCs w:val="24"/>
         </w:rPr>
-        <w:t>reflect</w:t>
-      </w:r>
-      <w:proofErr w:type="gramEnd"/>
+        <w:t>the functionality of my design if I implement one or more extra credit feature</w:t>
+      </w:r>
       <w:r>
         <w:rPr>
           <w:rFonts w:ascii="Times New Roman" w:eastAsia="Times New Roman" w:hAnsi="Times New Roman"/>
@@ -281,44 +261,35 @@
           <w:sz w:val="24"/>
           <w:szCs w:val="24"/>
         </w:rPr>
-        <w:t xml:space="preserve"> </w:t>
-      </w:r>
-      <w:r>
-        <w:rPr>
-          <w:rFonts w:ascii="Times New Roman" w:eastAsia="Times New Roman" w:hAnsi="Times New Roman"/>
-          <w:color w:val="000000"/>
-          <w:sz w:val="24"/>
-          <w:szCs w:val="24"/>
-        </w:rPr>
-        <w:t xml:space="preserve">the functionality of my design if I implement one or more extra credit </w:t>
-      </w:r>
-      <w:r>
-        <w:rPr>
-          <w:rFonts w:ascii="Times New Roman" w:eastAsia="Times New Roman" w:hAnsi="Times New Roman"/>
-          <w:color w:val="000000"/>
-          <w:sz w:val="24"/>
-          <w:szCs w:val="24"/>
-        </w:rPr>
-        <w:t>features</w:t>
-      </w:r>
-      <w:r>
-        <w:rPr>
-          <w:rFonts w:ascii="Times New Roman" w:eastAsia="Times New Roman" w:hAnsi="Times New Roman"/>
-          <w:color w:val="000000"/>
-          <w:sz w:val="24"/>
-          <w:szCs w:val="24"/>
-        </w:rPr>
-        <w:t xml:space="preserve"> </w:t>
-      </w:r>
-      <w:r>
-        <w:rPr>
-          <w:rFonts w:ascii="Times New Roman" w:eastAsia="Times New Roman" w:hAnsi="Times New Roman"/>
-          <w:color w:val="000000"/>
-          <w:sz w:val="24"/>
-          <w:szCs w:val="24"/>
-        </w:rPr>
-        <w:t>(Type yes if true): ____</w:t>
-      </w:r>
+        <w:t xml:space="preserve"> (Check box if true).  </w:t>
+      </w:r>
+      <w:sdt>
+        <w:sdtPr>
+          <w:rPr>
+            <w:rFonts w:ascii="Times New Roman" w:eastAsia="Times New Roman" w:hAnsi="Times New Roman"/>
+            <w:color w:val="000000"/>
+            <w:sz w:val="24"/>
+            <w:szCs w:val="24"/>
+          </w:rPr>
+          <w:id w:val="552892386"/>
+          <w14:checkbox>
+            <w14:checked w14:val="0"/>
+            <w14:checkedState w14:val="2612" w14:font="MS Gothic"/>
+            <w14:uncheckedState w14:val="2610" w14:font="MS Gothic"/>
+          </w14:checkbox>
+        </w:sdtPr>
+        <w:sdtContent>
+          <w:r>
+            <w:rPr>
+              <w:rFonts w:ascii="Times New Roman" w:eastAsia="Times New Roman" w:hAnsi="Times New Roman" w:hint="eastAsia"/>
+              <w:color w:val="000000"/>
+              <w:sz w:val="24"/>
+              <w:szCs w:val="24"/>
+            </w:rPr>
+            <w:t>☐</w:t>
+          </w:r>
+        </w:sdtContent>
+      </w:sdt>
     </w:p>
     <w:p>
       <w:pPr>
@@ -327,15 +298,24 @@
           <w:ilvl w:val="0"/>
           <w:numId w:val="3"/>
         </w:numPr>
-        <w:spacing w:after="160" w:line="264" w:lineRule="auto"/>
+        <w:spacing w:line="264" w:lineRule="auto"/>
         <w:jc w:val="both"/>
         <w:rPr>
+          <w:rFonts w:ascii="Segoe UI Symbol" w:eastAsia="Times New Roman" w:hAnsi="Segoe UI Symbol" w:cs="Segoe UI Symbol"/>
+          <w:color w:val="000000"/>
+          <w:sz w:val="24"/>
+          <w:szCs w:val="24"/>
+        </w:rPr>
+      </w:pPr>
+      <w:r>
+        <w:rPr>
           <w:rFonts w:ascii="Times New Roman" w:eastAsia="Times New Roman" w:hAnsi="Times New Roman"/>
           <w:color w:val="000000"/>
           <w:sz w:val="24"/>
           <w:szCs w:val="24"/>
         </w:rPr>
-      </w:pPr>
+        <w:t xml:space="preserve">Both partners have agreed to the team contract </w:t>
+      </w:r>
       <w:r>
         <w:rPr>
           <w:rFonts w:ascii="Times New Roman" w:eastAsia="Times New Roman" w:hAnsi="Times New Roman"/>
@@ -343,16 +323,16 @@
           <w:sz w:val="24"/>
           <w:szCs w:val="24"/>
         </w:rPr>
-        <w:t xml:space="preserve">Both partners have agreed to the team contract </w:t>
-      </w:r>
-      <w:r>
-        <w:rPr>
-          <w:rFonts w:ascii="Times New Roman" w:eastAsia="Times New Roman" w:hAnsi="Times New Roman"/>
-          <w:color w:val="000000"/>
-          <w:sz w:val="24"/>
-          <w:szCs w:val="24"/>
-        </w:rPr>
-        <w:t>(Type yes if true): ____</w:t>
+        <w:t xml:space="preserve">(Check box if true).  </w:t>
+      </w:r>
+      <w:r>
+        <w:rPr>
+          <w:rFonts w:ascii="Segoe UI Symbol" w:eastAsia="Times New Roman" w:hAnsi="Segoe UI Symbol" w:cs="Segoe UI Symbol"/>
+          <w:color w:val="000000"/>
+          <w:sz w:val="24"/>
+          <w:szCs w:val="24"/>
+        </w:rPr>
+        <w:t>☐</w:t>
       </w:r>
     </w:p>
     <w:p>
@@ -704,7 +684,7 @@
           <w:sz w:val="24"/>
           <w:szCs w:val="24"/>
         </w:rPr>
-        <w:t xml:space="preserve">I have pushed my code to GitHub for grading </w:t>
+        <w:t>I have pushed my code to GitHub for grading (Check box if true).</w:t>
       </w:r>
       <w:r>
         <w:rPr>
@@ -713,8 +693,35 @@
           <w:sz w:val="24"/>
           <w:szCs w:val="24"/>
         </w:rPr>
-        <w:t>(Type yes if true): ____</w:t>
-      </w:r>
+        <w:t xml:space="preserve">  </w:t>
+      </w:r>
+      <w:sdt>
+        <w:sdtPr>
+          <w:rPr>
+            <w:rFonts w:ascii="Times New Roman" w:eastAsia="Times New Roman" w:hAnsi="Times New Roman"/>
+            <w:color w:val="000000"/>
+            <w:sz w:val="24"/>
+            <w:szCs w:val="24"/>
+          </w:rPr>
+          <w:id w:val="69114239"/>
+          <w14:checkbox>
+            <w14:checked w14:val="0"/>
+            <w14:checkedState w14:val="2612" w14:font="MS Gothic"/>
+            <w14:uncheckedState w14:val="2610" w14:font="MS Gothic"/>
+          </w14:checkbox>
+        </w:sdtPr>
+        <w:sdtContent>
+          <w:r>
+            <w:rPr>
+              <w:rFonts w:ascii="Times New Roman" w:eastAsia="Times New Roman" w:hAnsi="Times New Roman" w:hint="eastAsia"/>
+              <w:color w:val="000000"/>
+              <w:sz w:val="24"/>
+              <w:szCs w:val="24"/>
+            </w:rPr>
+            <w:t>☐</w:t>
+          </w:r>
+        </w:sdtContent>
+      </w:sdt>
     </w:p>
     <w:p>
       <w:pPr>
@@ -748,7 +755,7 @@
           <w:sz w:val="24"/>
           <w:szCs w:val="24"/>
         </w:rPr>
-        <w:t>Data flow and call graphs</w:t>
+        <w:t>D</w:t>
       </w:r>
       <w:r>
         <w:rPr>
@@ -757,6 +764,15 @@
           <w:sz w:val="24"/>
           <w:szCs w:val="24"/>
         </w:rPr>
+        <w:t>ata flow and call graphs</w:t>
+      </w:r>
+      <w:r>
+        <w:rPr>
+          <w:rFonts w:ascii="Times New Roman" w:eastAsia="Times New Roman" w:hAnsi="Times New Roman"/>
+          <w:color w:val="000000"/>
+          <w:sz w:val="24"/>
+          <w:szCs w:val="24"/>
+        </w:rPr>
         <w:t xml:space="preserve"> (</w:t>
       </w:r>
       <w:r>
@@ -784,7 +800,7 @@
           <w:sz w:val="24"/>
           <w:szCs w:val="24"/>
         </w:rPr>
-        <w:t xml:space="preserve">.10 and </w:t>
+        <w:t>.</w:t>
       </w:r>
       <w:r>
         <w:rPr>
@@ -793,6 +809,24 @@
           <w:sz w:val="24"/>
           <w:szCs w:val="24"/>
         </w:rPr>
+        <w:t>1</w:t>
+      </w:r>
+      <w:r>
+        <w:rPr>
+          <w:rFonts w:ascii="Times New Roman" w:eastAsia="Times New Roman" w:hAnsi="Times New Roman"/>
+          <w:color w:val="000000"/>
+          <w:sz w:val="24"/>
+          <w:szCs w:val="24"/>
+        </w:rPr>
+        <w:t xml:space="preserve"> and </w:t>
+      </w:r>
+      <w:r>
+        <w:rPr>
+          <w:rFonts w:ascii="Times New Roman" w:eastAsia="Times New Roman" w:hAnsi="Times New Roman"/>
+          <w:color w:val="000000"/>
+          <w:sz w:val="24"/>
+          <w:szCs w:val="24"/>
+        </w:rPr>
         <w:t>5</w:t>
       </w:r>
       <w:r>
@@ -802,7 +836,25 @@
           <w:sz w:val="24"/>
           <w:szCs w:val="24"/>
         </w:rPr>
-        <w:t>.11)</w:t>
+        <w:t>.</w:t>
+      </w:r>
+      <w:r>
+        <w:rPr>
+          <w:rFonts w:ascii="Times New Roman" w:eastAsia="Times New Roman" w:hAnsi="Times New Roman"/>
+          <w:color w:val="000000"/>
+          <w:sz w:val="24"/>
+          <w:szCs w:val="24"/>
+        </w:rPr>
+        <w:t>2</w:t>
+      </w:r>
+      <w:r>
+        <w:rPr>
+          <w:rFonts w:ascii="Times New Roman" w:eastAsia="Times New Roman" w:hAnsi="Times New Roman"/>
+          <w:color w:val="000000"/>
+          <w:sz w:val="24"/>
+          <w:szCs w:val="24"/>
+        </w:rPr>
+        <w:t>)</w:t>
       </w:r>
     </w:p>
     <w:p>
@@ -1163,7 +1215,16 @@
           <w:sz w:val="24"/>
           <w:szCs w:val="24"/>
         </w:rPr>
-        <w:t>15</w:t>
+        <w:t>1</w:t>
+      </w:r>
+      <w:r>
+        <w:rPr>
+          <w:rFonts w:ascii="Times New Roman" w:hAnsi="Times New Roman"/>
+          <w:color w:val="000000"/>
+          <w:sz w:val="24"/>
+          <w:szCs w:val="24"/>
+        </w:rPr>
+        <w:t>0</w:t>
       </w:r>
       <w:r>
         <w:rPr>
@@ -1437,27 +1498,25 @@
           <w:sz w:val="24"/>
           <w:szCs w:val="24"/>
         </w:rPr>
-        <w:t xml:space="preserve">Notice the audio amplifier had a voltage gain of 1. Why did we not simply drive the speaker directly from the DAC? In other words, what purpose is </w:t>
-      </w:r>
-      <w:proofErr w:type="gramStart"/>
-      <w:r>
-        <w:rPr>
-          <w:rFonts w:ascii="Times New Roman" w:hAnsi="Times New Roman"/>
-          <w:color w:val="000000"/>
-          <w:sz w:val="24"/>
-          <w:szCs w:val="24"/>
-        </w:rPr>
-        <w:t>the TPA731</w:t>
-      </w:r>
-      <w:proofErr w:type="gramEnd"/>
-      <w:r>
-        <w:rPr>
-          <w:rFonts w:ascii="Times New Roman" w:hAnsi="Times New Roman"/>
-          <w:color w:val="000000"/>
-          <w:sz w:val="24"/>
-          <w:szCs w:val="24"/>
-        </w:rPr>
-        <w:t>/MC34119?</w:t>
+        <w:t xml:space="preserve">Notice the audio amplifier had a voltage gain of 1. Why did we not simply drive the speaker directly from the DAC? In other words, what purpose is the </w:t>
+      </w:r>
+      <w:r>
+        <w:rPr>
+          <w:rFonts w:ascii="Times New Roman" w:hAnsi="Times New Roman"/>
+          <w:color w:val="000000"/>
+          <w:sz w:val="24"/>
+          <w:szCs w:val="24"/>
+        </w:rPr>
+        <w:t>LM4890</w:t>
+      </w:r>
+      <w:r>
+        <w:rPr>
+          <w:rFonts w:ascii="Times New Roman" w:hAnsi="Times New Roman"/>
+          <w:color w:val="000000"/>
+          <w:sz w:val="24"/>
+          <w:szCs w:val="24"/>
+        </w:rPr>
+        <w:t>?</w:t>
       </w:r>
     </w:p>
     <w:p>
@@ -1879,16 +1938,14 @@
         </w:rPr>
         <w:t xml:space="preserve"> and the TA is the client. Students are expected to make minor modifications to this document </w:t>
       </w:r>
-      <w:proofErr w:type="gramStart"/>
-      <w:r>
-        <w:rPr>
-          <w:rFonts w:ascii="Times New Roman" w:hAnsi="Times New Roman"/>
-          <w:sz w:val="22"/>
-          <w:szCs w:val="22"/>
-        </w:rPr>
-        <w:t>in order to</w:t>
-      </w:r>
-      <w:proofErr w:type="gramEnd"/>
+      <w:r>
+        <w:rPr>
+          <w:rFonts w:ascii="Times New Roman" w:hAnsi="Times New Roman"/>
+          <w:sz w:val="22"/>
+          <w:szCs w:val="22"/>
+        </w:rPr>
+        <w:t>to</w:t>
+      </w:r>
       <w:r>
         <w:rPr>
           <w:rFonts w:ascii="Times New Roman" w:hAnsi="Times New Roman"/>
@@ -1943,7 +2000,23 @@
           <w:szCs w:val="22"/>
         </w:rPr>
         <w:tab/>
-        <w:t>The system will use the TM4C123 board, a solderless breadboard, and the speaker as shown in Figure 5.1. It will be powered using the USB cable. You may use a +5V power from the lab bench, but please do not power the TPA731/MC34119 or the speaker with a voltage above +5V.</w:t>
+        <w:t xml:space="preserve">The system will use the TM4C123 board, a solderless breadboard, and the speaker as shown in Figure 5.1. It will be powered using the USB cable. You may use a +5V power from the lab bench, but please do not power the </w:t>
+      </w:r>
+      <w:r>
+        <w:rPr>
+          <w:rFonts w:ascii="Times New Roman" w:hAnsi="Times New Roman"/>
+          <w:sz w:val="22"/>
+          <w:szCs w:val="22"/>
+        </w:rPr>
+        <w:t>LM4890</w:t>
+      </w:r>
+      <w:r>
+        <w:rPr>
+          <w:rFonts w:ascii="Times New Roman" w:hAnsi="Times New Roman"/>
+          <w:sz w:val="22"/>
+          <w:szCs w:val="22"/>
+        </w:rPr>
+        <w:t xml:space="preserve"> or the speaker with a voltage above +5V.</w:t>
       </w:r>
     </w:p>
     <w:p>
@@ -2142,6 +2215,7 @@
           <w:sz w:val="22"/>
           <w:szCs w:val="22"/>
         </w:rPr>
+        <w:lastRenderedPageBreak/>
         <w:t xml:space="preserve">  2.1. Functionality: What will the system do precisely?</w:t>
       </w:r>
     </w:p>
@@ -2163,44 +2237,7 @@
           <w:sz w:val="22"/>
           <w:szCs w:val="22"/>
         </w:rPr>
-        <w:lastRenderedPageBreak/>
-        <w:t xml:space="preserve">If the operator presses the play/pause button the music will play or pause. If the operator presses the play/pause button once the music should pause. Hitting the play/pause again causes music to continue. The play/pause button does not restart from the beginning, rather it continues from the position it was paused. If the rewind button is pressed, the music </w:t>
-      </w:r>
-      <w:proofErr w:type="gramStart"/>
-      <w:r>
-        <w:rPr>
-          <w:rFonts w:ascii="Times New Roman" w:hAnsi="Times New Roman"/>
-          <w:sz w:val="22"/>
-          <w:szCs w:val="22"/>
-        </w:rPr>
-        <w:t>stops</w:t>
-      </w:r>
-      <w:proofErr w:type="gramEnd"/>
-      <w:r>
-        <w:rPr>
-          <w:rFonts w:ascii="Times New Roman" w:hAnsi="Times New Roman"/>
-          <w:sz w:val="22"/>
-          <w:szCs w:val="22"/>
-        </w:rPr>
-        <w:t xml:space="preserve"> and the next play operation will start from the beginning. There is a mode switch that allows the operator to control some </w:t>
-      </w:r>
-      <w:proofErr w:type="gramStart"/>
-      <w:r>
-        <w:rPr>
-          <w:rFonts w:ascii="Times New Roman" w:hAnsi="Times New Roman"/>
-          <w:sz w:val="22"/>
-          <w:szCs w:val="22"/>
-        </w:rPr>
-        <w:t>aspect</w:t>
-      </w:r>
-      <w:proofErr w:type="gramEnd"/>
-      <w:r>
-        <w:rPr>
-          <w:rFonts w:ascii="Times New Roman" w:hAnsi="Times New Roman"/>
-          <w:sz w:val="22"/>
-          <w:szCs w:val="22"/>
-        </w:rPr>
-        <w:t xml:space="preserve"> of the player. Possibilities include instrument, envelope</w:t>
+        <w:t>If the operator presses the play/pause button the music will play or pause. If the operator presses the play/pause button once the music should pause. Hitting the play/pause again causes music to continue. The play/pause button does not restart from the beginning, rather it continues from the position it was paused. If the rewind button is pressed, the music stops and the next play operation will start from the beginning. There is a mode switch that allows the operator to control some aspect of the player. Possibilities include instrument, envelope</w:t>
       </w:r>
       <w:r>
         <w:rPr>
@@ -2225,27 +2262,7 @@
           <w:sz w:val="22"/>
           <w:szCs w:val="22"/>
         </w:rPr>
-        <w:t xml:space="preserve">(Note to students: if you use the internal </w:t>
-      </w:r>
-      <w:proofErr w:type="gramStart"/>
-      <w:r>
-        <w:rPr>
-          <w:rFonts w:ascii="Times New Roman" w:hAnsi="Times New Roman"/>
-          <w:i/>
-          <w:sz w:val="22"/>
-          <w:szCs w:val="22"/>
-        </w:rPr>
-        <w:t>switches</w:t>
-      </w:r>
-      <w:proofErr w:type="gramEnd"/>
-      <w:r>
-        <w:rPr>
-          <w:rFonts w:ascii="Times New Roman" w:hAnsi="Times New Roman"/>
-          <w:i/>
-          <w:sz w:val="22"/>
-          <w:szCs w:val="22"/>
-        </w:rPr>
-        <w:t xml:space="preserve"> you could rename the switches SW1 and SW2 to match the switches you use)</w:t>
+        <w:t>(Note to students: if you use the internal switches you could rename the switches SW1 and SW2 to match the switches you use)</w:t>
       </w:r>
       <w:r>
         <w:rPr>
@@ -2284,7 +2301,6 @@
         </w:rPr>
         <w:t xml:space="preserve">There must be a C data structure to hold the music. There must be a music driver that plays songs. The length of the song should be at least 30 seconds and comprise of at least 8 different frequencies. Although you will be playing only one song, the song data itself will be stored in a separate place and be easy to change. The player runs in the background using interrupts. The foreground (main) initializes the player, then executes </w:t>
       </w:r>
-      <w:proofErr w:type="gramStart"/>
       <w:r>
         <w:rPr>
           <w:rFonts w:ascii="Times New Roman" w:hAnsi="Times New Roman"/>
@@ -2292,17 +2308,7 @@
           <w:sz w:val="22"/>
           <w:szCs w:val="22"/>
         </w:rPr>
-        <w:t>while(</w:t>
-      </w:r>
-      <w:proofErr w:type="gramEnd"/>
-      <w:r>
-        <w:rPr>
-          <w:rFonts w:ascii="Times New Roman" w:hAnsi="Times New Roman"/>
-          <w:b/>
-          <w:sz w:val="22"/>
-          <w:szCs w:val="22"/>
-        </w:rPr>
-        <w:t>1){}</w:t>
+        <w:t>while(1){}</w:t>
       </w:r>
       <w:r>
         <w:rPr>
@@ -2441,27 +2447,8 @@
           <w:sz w:val="22"/>
           <w:szCs w:val="22"/>
         </w:rPr>
-        <w:t xml:space="preserve">There must be a C data structure to store the sound waveform or instrument. You are free to design your own format, </w:t>
-      </w:r>
-      <w:proofErr w:type="gramStart"/>
-      <w:r>
-        <w:rPr>
-          <w:rFonts w:ascii="Times New Roman" w:hAnsi="Times New Roman"/>
-          <w:sz w:val="22"/>
-          <w:szCs w:val="22"/>
-        </w:rPr>
-        <w:t>as long as</w:t>
-      </w:r>
-      <w:proofErr w:type="gramEnd"/>
-      <w:r>
-        <w:rPr>
-          <w:rFonts w:ascii="Times New Roman" w:hAnsi="Times New Roman"/>
-          <w:sz w:val="22"/>
-          <w:szCs w:val="22"/>
-        </w:rPr>
-        <w:t xml:space="preserve"> it uses a formal data structure (i.e., </w:t>
-      </w:r>
-      <w:proofErr w:type="gramStart"/>
+        <w:t xml:space="preserve">There must be a C data structure to store the sound waveform or instrument. You are free to design your own format, as long as it uses a formal data structure (i.e., </w:t>
+      </w:r>
       <w:r>
         <w:rPr>
           <w:rFonts w:ascii="Times New Roman" w:hAnsi="Times New Roman"/>
@@ -2471,32 +2458,13 @@
         </w:rPr>
         <w:t>struct</w:t>
       </w:r>
-      <w:proofErr w:type="gramEnd"/>
-      <w:r>
-        <w:rPr>
-          <w:rFonts w:ascii="Times New Roman" w:hAnsi="Times New Roman"/>
-          <w:sz w:val="22"/>
-          <w:szCs w:val="22"/>
-        </w:rPr>
-        <w:t xml:space="preserve">). The generated music must sound beautiful utilizing the SNR of the DAC. Although you only </w:t>
-      </w:r>
-      <w:proofErr w:type="gramStart"/>
-      <w:r>
-        <w:rPr>
-          <w:rFonts w:ascii="Times New Roman" w:hAnsi="Times New Roman"/>
-          <w:sz w:val="22"/>
-          <w:szCs w:val="22"/>
-        </w:rPr>
-        <w:t>have to</w:t>
-      </w:r>
-      <w:proofErr w:type="gramEnd"/>
-      <w:r>
-        <w:rPr>
-          <w:rFonts w:ascii="Times New Roman" w:hAnsi="Times New Roman"/>
-          <w:sz w:val="22"/>
-          <w:szCs w:val="22"/>
-        </w:rPr>
-        <w:t xml:space="preserve"> implement one instrument, it should be easy to change instruments.</w:t>
+      <w:r>
+        <w:rPr>
+          <w:rFonts w:ascii="Times New Roman" w:hAnsi="Times New Roman"/>
+          <w:sz w:val="22"/>
+          <w:szCs w:val="22"/>
+        </w:rPr>
+        <w:t>). The generated music must sound beautiful utilizing the SNR of the DAC. Although you only have to implement one instrument, it should be easy to change instruments.</w:t>
       </w:r>
     </w:p>
     <w:p>
@@ -2658,7 +2626,23 @@
           <w:sz w:val="22"/>
           <w:szCs w:val="22"/>
         </w:rPr>
-        <w:t xml:space="preserve">The system will be judged by three qualitative measures. First, the software modules must be easy to understand and well-organized. Second, the system must employ abstract data structures to hold the sound and the music. There should be a clear and obvious translation from sheet music to the data structure. Backward jumps in the ISR are not allowed. Waiting for SSI output to complete is an acceptable backwards jump. Third, all software will be judged according to style guidelines. Software must follow the style described in Section 3.3 of the book </w:t>
+        <w:t xml:space="preserve">The system will be judged by three qualitative measures. First, the software modules must be easy to understand and well-organized. Second, the system must employ abstract data structures to hold the sound and the music. There should be a clear and obvious translation from sheet music to the data structure. Backward jumps in the ISR are not allowed. Waiting for SSI output to complete is an acceptable backwards jump. Third, all software will be judged according to style guidelines. Software must follow the style described in </w:t>
+      </w:r>
+      <w:r>
+        <w:rPr>
+          <w:rFonts w:ascii="Times New Roman" w:hAnsi="Times New Roman"/>
+          <w:sz w:val="22"/>
+          <w:szCs w:val="22"/>
+        </w:rPr>
+        <w:t xml:space="preserve">ebook Section 3.8 or textbook </w:t>
+      </w:r>
+      <w:r>
+        <w:rPr>
+          <w:rFonts w:ascii="Times New Roman" w:hAnsi="Times New Roman"/>
+          <w:sz w:val="22"/>
+          <w:szCs w:val="22"/>
+        </w:rPr>
+        <w:t xml:space="preserve">Section 3.3 </w:t>
       </w:r>
       <w:r>
         <w:rPr>
@@ -2719,6 +2703,7 @@
           <w:sz w:val="22"/>
           <w:szCs w:val="22"/>
         </w:rPr>
+        <w:lastRenderedPageBreak/>
         <w:t xml:space="preserve">  2.5. Usability: Describe the interfaces. Be quantitative if possible.</w:t>
       </w:r>
     </w:p>
@@ -2739,7 +2724,6 @@
           <w:sz w:val="22"/>
           <w:szCs w:val="22"/>
         </w:rPr>
-        <w:lastRenderedPageBreak/>
         <w:t xml:space="preserve">There will be three switch inputs. The DAC will be interfaced to an 8-ohm or 32-ohm speaker. </w:t>
       </w:r>
       <w:r>
@@ -4594,36 +4578,6 @@
   </w:num>
   <w:num w:numId="13" w16cid:durableId="89010447">
     <w:abstractNumId w:val="8"/>
-  </w:num>
-  <w:num w:numId="14" w16cid:durableId="1572882643">
-    <w:abstractNumId w:val="8"/>
-    <w:lvlOverride w:ilvl="0">
-      <w:startOverride w:val="1"/>
-    </w:lvlOverride>
-    <w:lvlOverride w:ilvl="1">
-      <w:startOverride w:val="1"/>
-    </w:lvlOverride>
-    <w:lvlOverride w:ilvl="2">
-      <w:startOverride w:val="1"/>
-    </w:lvlOverride>
-    <w:lvlOverride w:ilvl="3">
-      <w:startOverride w:val="1"/>
-    </w:lvlOverride>
-    <w:lvlOverride w:ilvl="4">
-      <w:startOverride w:val="1"/>
-    </w:lvlOverride>
-    <w:lvlOverride w:ilvl="5">
-      <w:startOverride w:val="1"/>
-    </w:lvlOverride>
-    <w:lvlOverride w:ilvl="6">
-      <w:startOverride w:val="1"/>
-    </w:lvlOverride>
-    <w:lvlOverride w:ilvl="7">
-      <w:startOverride w:val="1"/>
-    </w:lvlOverride>
-    <w:lvlOverride w:ilvl="8">
-      <w:startOverride w:val="1"/>
-    </w:lvlOverride>
   </w:num>
 </w:numbering>
 </file>
@@ -5278,6 +5232,7 @@
   <w:style w:type="character" w:default="1" w:styleId="DefaultParagraphFont">
     <w:name w:val="Default Paragraph Font"/>
     <w:uiPriority w:val="1"/>
+    <w:semiHidden/>
     <w:unhideWhenUsed/>
   </w:style>
   <w:style w:type="table" w:default="1" w:styleId="TableNormal">
